--- a/test-harness/corpus/T4/insert/after.docx
+++ b/test-harness/corpus/T4/insert/after.docx
@@ -124,7 +124,6 @@
     </w:tbl>
     <w:p>
       <w:pPr>
-        <w:pStyle w:val="138"/>
         <w:pBdr/>
         <w:spacing/>
         <w:ind/>
@@ -209,7 +208,6 @@
     </w:tbl>
     <w:p>
       <w:pPr>
-        <w:pStyle w:val="138"/>
         <w:pBdr/>
         <w:spacing/>
         <w:ind/>
